--- a/word/Saksfremlegg_Bystyret_Budsjettendring_2026.docx
+++ b/word/Saksfremlegg_Bystyret_Budsjettendring_2026.docx
@@ -333,7 +333,7 @@
                 <w:color w:val="1F2937"/>
                 <w:sz w:val="17"/>
               </w:rPr>
-              <w:t>DOC-360-8D76A67E</w:t>
+              <w:t>DOC-360-B68F99DA</w:t>
             </w:r>
           </w:p>
         </w:tc>
@@ -378,7 +378,7 @@
                 <w:color w:val="1F2937"/>
                 <w:sz w:val="17"/>
               </w:rPr>
-              <w:t>SHA256:8d76a67e27d5</w:t>
+              <w:t>SHA256:b68f99da14f2</w:t>
             </w:r>
           </w:p>
         </w:tc>
